--- a/HomeWork/Ky 2A/Tổng hợp kỳ 2/DAM501.8(Khai phá dữ liệu)/Kiến thức/Tổng kết.docx
+++ b/HomeWork/Ky 2A/Tổng hợp kỳ 2/DAM501.8(Khai phá dữ liệu)/Kiến thức/Tổng kết.docx
@@ -193,6 +193,7 @@
         </w:rPr>
       </w:pPr>
       <w:bookmarkStart w:id="0" w:name="_GoBack"/>
+      <w:bookmarkEnd w:id="0"/>
       <w:r>
         <w:drawing>
           <wp:inline distT="0" distB="0" distL="114300" distR="114300">
@@ -236,7 +237,6 @@
           </wp:inline>
         </w:drawing>
       </w:r>
-      <w:bookmarkEnd w:id="0"/>
     </w:p>
     <w:sectPr>
       <w:pgSz w:w="11906" w:h="16838"/>
